--- a/Reportes/Contrato de Fianza 329.docx
+++ b/Reportes/Contrato de Fianza 329.docx
@@ -500,7 +500,7 @@
                 <w:sz w:val="14"/>
                 <w:szCs w:val="14"/>
               </w:rPr>
-              <w:t>{custom.SumaTextoTotal}</w:t>
+              <w:t>{custom.MonedaMonto} ({custom.SumaLetras})</w:t>
             </w:r>
           </w:p>
         </w:tc>
@@ -1047,17 +1047,7 @@
           <w:sz w:val="15"/>
           <w:szCs w:val="15"/>
         </w:rPr>
-        <w:t>{custom.VigenciaTexto2}{custom.TipoVigencia3}</w:t>
-      </w:r>
-      <w:r>
-        <w:rPr>
-          <w:rFonts w:ascii="Arial" w:eastAsia="Times New Roman" w:hAnsi="Arial" w:cs="Arial"/>
-          <w:b/>
-          <w:color w:val="000000"/>
-          <w:sz w:val="15"/>
-          <w:szCs w:val="15"/>
-        </w:rPr>
-        <w:t xml:space="preserve"> </w:t>
+        <w:t xml:space="preserve">{custom.VigenciaTexto2}{custom.TipoVigencia3} </w:t>
       </w:r>
       <w:r>
         <w:rPr>
